--- a/n8n/cmr-draft/CMR_template.docx
+++ b/n8n/cmr-draft/CMR_template.docx
@@ -2051,6 +2051,13 @@
                 <w:lang w:val="en-US"/>
               </w:rPr>
             </w:pPr>
+            <w:r>
+              <w:rPr>
+                <w:rFonts w:ascii="Arial" w:hAnsi="Arial"/>
+                <w:sz w:val="18"/>
+              </w:rPr>
+              <w:t>{{carrier}}</w:t>
+            </w:r>
           </w:p>
         </w:tc>
       </w:tr>
@@ -2537,7 +2544,7 @@
                 <w:rFonts w:ascii="Arial" w:hAnsi="Arial"/>
                 <w:sz w:val="18"/>
               </w:rPr>
-              <w:t xml:space="preserve">  {{port}}</w:t>
+              <w:t xml:space="preserve">   {{delivery_city}}</w:t>
             </w:r>
           </w:p>
         </w:tc>
@@ -2620,6 +2627,13 @@
               </w:rPr>
               <w:t>/Land</w:t>
             </w:r>
+            <w:r>
+              <w:rPr>
+                <w:rFonts w:ascii="Arial" w:hAnsi="Arial"/>
+                <w:sz w:val="18"/>
+              </w:rPr>
+              <w:t xml:space="preserve">   {{delivery_country}}</w:t>
+            </w:r>
           </w:p>
         </w:tc>
         <w:tc>
@@ -2914,6 +2928,13 @@
                 <w:sz w:val="11"/>
               </w:rPr>
               <w:t>/Ort</w:t>
+            </w:r>
+            <w:r>
+              <w:rPr>
+                <w:rFonts w:ascii="Arial" w:hAnsi="Arial"/>
+                <w:sz w:val="18"/>
+              </w:rPr>
+              <w:t xml:space="preserve">   {{loading}}</w:t>
             </w:r>
           </w:p>
         </w:tc>
@@ -3191,6 +3212,13 @@
               </w:rPr>
               <w:t>/Datum</w:t>
             </w:r>
+            <w:r>
+              <w:rPr>
+                <w:rFonts w:ascii="Arial" w:hAnsi="Arial"/>
+                <w:sz w:val="18"/>
+              </w:rPr>
+              <w:t xml:space="preserve">   {{date}}</w:t>
+            </w:r>
           </w:p>
         </w:tc>
         <w:tc>
@@ -3385,7 +3413,7 @@
                 <w:rFonts w:ascii="Arial" w:hAnsi="Arial"/>
                 <w:sz w:val="18"/>
               </w:rPr>
-              <w:t>{{invoice}}</w:t>
+              <w:t>Invoice No {{invoice}}     Date: {{invoice_date}}</w:t>
             </w:r>
           </w:p>
         </w:tc>
@@ -4220,6 +4248,27 @@
               </w:rPr>
               <w:t>{{container}}</w:t>
             </w:r>
+            <w:r>
+              <w:rPr>
+                <w:rFonts w:ascii="Arial" w:hAnsi="Arial"/>
+                <w:sz w:val="18"/>
+              </w:rPr>
+              <w:t>{{packages}}</w:t>
+            </w:r>
+            <w:r>
+              <w:rPr>
+                <w:rFonts w:ascii="Arial" w:hAnsi="Arial"/>
+                <w:sz w:val="18"/>
+              </w:rPr>
+              <w:t>{{packaging}}</w:t>
+            </w:r>
+            <w:r>
+              <w:rPr>
+                <w:rFonts w:ascii="Arial" w:hAnsi="Arial"/>
+                <w:sz w:val="18"/>
+              </w:rPr>
+              <w:t>{{goods}}</w:t>
+            </w:r>
           </w:p>
         </w:tc>
         <w:tc>
@@ -4305,6 +4354,13 @@
                 <w:lang w:val="en-US" w:eastAsia="en-US"/>
               </w:rPr>
             </w:pPr>
+            <w:r>
+              <w:rPr>
+                <w:rFonts w:ascii="Arial" w:hAnsi="Arial"/>
+                <w:sz w:val="18"/>
+              </w:rPr>
+              <w:t>{{volume}}</w:t>
+            </w:r>
           </w:p>
         </w:tc>
       </w:tr>
@@ -5873,6 +5929,13 @@
                 <w:lang w:val="en-US"/>
               </w:rPr>
             </w:pPr>
+            <w:r>
+              <w:rPr>
+                <w:rFonts w:ascii="Arial" w:hAnsi="Arial"/>
+                <w:sz w:val="18"/>
+              </w:rPr>
+              <w:t>{{border}}</w:t>
+            </w:r>
           </w:p>
         </w:tc>
         <w:tc>
@@ -7920,6 +7983,13 @@
               </w:rPr>
               <w:t>в</w:t>
             </w:r>
+            <w:r>
+              <w:rPr>
+                <w:rFonts w:ascii="Arial" w:hAnsi="Arial"/>
+                <w:sz w:val="18"/>
+              </w:rPr>
+              <w:t xml:space="preserve">   {{loading}}</w:t>
+            </w:r>
           </w:p>
           <w:p>
             <w:pPr>
@@ -7983,6 +8053,13 @@
                 <w:lang w:val="ru-RU"/>
               </w:rPr>
               <w:t>Дата</w:t>
+            </w:r>
+            <w:r>
+              <w:rPr>
+                <w:rFonts w:ascii="Arial" w:hAnsi="Arial"/>
+                <w:sz w:val="18"/>
+              </w:rPr>
+              <w:t xml:space="preserve">   {{date}}</w:t>
             </w:r>
           </w:p>
           <w:p>
@@ -9091,7 +9168,7 @@
                 <w:rFonts w:ascii="Arial" w:hAnsi="Arial"/>
                 <w:sz w:val="18"/>
               </w:rPr>
-              <w:t>{{truck}}                              {{trailer}}</w:t>
+              <w:t>{{truck}}                    {{trailer}}</w:t>
             </w:r>
           </w:p>
         </w:tc>
